--- a/docs/legal/pack-advogados/04 - Política de Cancelamento e Faltas.docx
+++ b/docs/legal/pack-advogados/04 - Política de Cancelamento e Faltas.docx
@@ -19,169 +19,7 @@
         <w:spacing w:after="0" w:line="276"/>
       </w:pPr>
       <w:r>
-        <w:t xml:space="preserve">Versão 1.2 · 2026-09-27 · Fonte única para Web Admin e app móvel. Baseada nas decisões de negócio de ADR 007 e ADR 008. Texto pronto a publicar </w:t>
-      </w:r>
-      <w:r>
-        <w:rPr>
-          <w:b/>
-          <w:bCs/>
-        </w:rPr>
-        <w:t xml:space="preserve">depois</w:t>
-      </w:r>
-      <w:r>
-        <w:t xml:space="preserve"> de revisto pelo advogado (ver </w:t>
-      </w:r>
-      <w:r>
-        <w:rPr>
-          <w:rFonts w:ascii="Consolas" w:cs="Consolas" w:eastAsia="Consolas" w:hAnsi="Consolas"/>
-          <w:sz w:val="19"/>
-          <w:szCs w:val="19"/>
-        </w:rPr>
-        <w:t xml:space="preserve">docs/legal/brief-advogados.md</w:t>
-      </w:r>
-      <w:r>
-        <w:t xml:space="preserve">).</w:t>
-      </w:r>
-    </w:p>
-    <w:p>
-      <w:pPr>
-        <w:pBdr>
-          <w:left w:val="single" w:color="E0A800" w:sz="18" w:space="8"/>
-        </w:pBdr>
-        <w:shd w:fill="FFF7E0" w:color="auto" w:val="clear"/>
-        <w:spacing w:after="0" w:line="276"/>
-      </w:pPr>
-      <w:r>
-        <w:rPr>
-          <w:b/>
-          <w:bCs/>
-        </w:rPr>
-        <w:t xml:space="preserve">O que mudou desde a v1.1 (2026-07-05):</w:t>
-      </w:r>
-    </w:p>
-    <w:p>
-      <w:pPr>
-        <w:pStyle w:val="ListParagraph"/>
-        <w:numPr>
-          <w:ilvl w:val="0"/>
-          <w:numId w:val="2"/>
-        </w:numPr>
-        <w:pBdr>
-          <w:left w:val="single" w:color="E0A800" w:sz="18" w:space="8"/>
-        </w:pBdr>
-        <w:shd w:fill="FFF7E0" w:color="auto" w:val="clear"/>
-        <w:spacing w:after="60" w:line="276"/>
-      </w:pPr>
-      <w:r>
-        <w:t xml:space="preserve">Novo: </w:t>
-      </w:r>
-      <w:r>
-        <w:rPr>
-          <w:b/>
-          <w:bCs/>
-        </w:rPr>
-        <w:t xml:space="preserve">trabalhos de vários dias</w:t>
-      </w:r>
-      <w:r>
-        <w:t xml:space="preserve"> (candidatura a todos os dias, cancelamento antes do primeiro dia, impossibilidade de cancelar depois de começar, falta a meio do trabalho).</w:t>
-      </w:r>
-    </w:p>
-    <w:p>
-      <w:pPr>
-        <w:pStyle w:val="ListParagraph"/>
-        <w:numPr>
-          <w:ilvl w:val="0"/>
-          <w:numId w:val="2"/>
-        </w:numPr>
-        <w:pBdr>
-          <w:left w:val="single" w:color="E0A800" w:sz="18" w:space="8"/>
-        </w:pBdr>
-        <w:shd w:fill="FFF7E0" w:color="auto" w:val="clear"/>
-        <w:spacing w:after="60" w:line="276"/>
-      </w:pPr>
-      <w:r>
-        <w:t xml:space="preserve">Novo: </w:t>
-      </w:r>
-      <w:r>
-        <w:rPr>
-          <w:b/>
-          <w:bCs/>
-        </w:rPr>
-        <w:t xml:space="preserve">direito a revisão humana</w:t>
-      </w:r>
-      <w:r>
-        <w:t xml:space="preserve"> de qualquer consequência automática.</w:t>
-      </w:r>
-    </w:p>
-    <w:p>
-      <w:pPr>
-        <w:pStyle w:val="ListParagraph"/>
-        <w:numPr>
-          <w:ilvl w:val="0"/>
-          <w:numId w:val="2"/>
-        </w:numPr>
-        <w:pBdr>
-          <w:left w:val="single" w:color="E0A800" w:sz="18" w:space="8"/>
-        </w:pBdr>
-        <w:shd w:fill="FFF7E0" w:color="auto" w:val="clear"/>
-        <w:spacing w:after="60" w:line="276"/>
-      </w:pPr>
-      <w:r>
-        <w:t xml:space="preserve">Retirado — prometido mas não implementado, por isso não pode estar num texto publicado: o lembrete push antes de cada turno; "impede o selo FIÁVEL" e "reduz a prioridade nas notificações" num cancelamento tardio; "prioridade em turnos semelhantes" para o trabalhador quando a empresa cancela; e (27/09, 2.ª passagem) "turnos confirmados futuros são cancelados" à 2.ª falta. Se forem construídos, voltam a entrar.</w:t>
-      </w:r>
-    </w:p>
-    <w:p>
-      <w:pPr>
-        <w:pStyle w:val="ListParagraph"/>
-        <w:numPr>
-          <w:ilvl w:val="0"/>
-          <w:numId w:val="2"/>
-        </w:numPr>
-        <w:pBdr>
-          <w:left w:val="single" w:color="E0A800" w:sz="18" w:space="8"/>
-        </w:pBdr>
-        <w:shd w:fill="FFF7E0" w:color="auto" w:val="clear"/>
-        <w:spacing w:after="60" w:line="276"/>
-      </w:pPr>
-      <w:r>
-        <w:t xml:space="preserve">Novo: </w:t>
-      </w:r>
-      <w:r>
-        <w:rPr>
-          <w:b/>
-          <w:bCs/>
-        </w:rPr>
-        <w:t xml:space="preserve">fundamentação de cada suspensão ou bloqueio</w:t>
-      </w:r>
-      <w:r>
-        <w:t xml:space="preserve">, enviada ao trabalhador e visível no perfil (implementado a 27/09).</w:t>
-      </w:r>
-    </w:p>
-    <w:p>
-      <w:pPr>
-        <w:pStyle w:val="ListParagraph"/>
-        <w:numPr>
-          <w:ilvl w:val="0"/>
-          <w:numId w:val="2"/>
-        </w:numPr>
-        <w:pBdr>
-          <w:left w:val="single" w:color="E0A800" w:sz="18" w:space="8"/>
-        </w:pBdr>
-        <w:shd w:fill="FFF7E0" w:color="auto" w:val="clear"/>
-        <w:spacing w:after="60" w:line="276"/>
-      </w:pPr>
-      <w:r>
-        <w:t xml:space="preserve">Clarificado: a Turnos regista e aplica as regras da plataforma, mas </w:t>
-      </w:r>
-      <w:r>
-        <w:rPr>
-          <w:b/>
-          <w:bCs/>
-        </w:rPr>
-        <w:t xml:space="preserve">não é parte</w:t>
-      </w:r>
-      <w:r>
-        <w:t xml:space="preserve"> na relação de trabalho — o mínimo de 2 horas é pago pela empresa ao trabalhador, diretamente.</w:t>
+        <w:t xml:space="preserve">Versão 1.2 · 2026-09-27 · Fonte única para Web Admin e app móvel. Baseada nas decisões de negócio de ADR 007 e ADR 008.</w:t>
       </w:r>
     </w:p>
     <w:p>
